--- a/link_eshopworld/Documentation/eShopWorld_Global_Product_Restriction.docx
+++ b/link_eshopworld/Documentation/eShopWorld_Global_Product_Restriction.docx
@@ -290,7 +290,7 @@
                                     <w:sz w:val="20"/>
                                     <w:szCs w:val="20"/>
                                   </w:rPr>
-                                  <w:t>8</w:t>
+                                  <w:t>9</w:t>
                                 </w:r>
                               </w:p>
                               <w:p>
@@ -322,7 +322,7 @@
                                     <w:sz w:val="20"/>
                                     <w:szCs w:val="20"/>
                                   </w:rPr>
-                                  <w:t>September</w:t>
+                                  <w:t>October</w:t>
                                 </w:r>
                                 <w:r>
                                   <w:rPr>
@@ -435,7 +435,7 @@
                               <w:sz w:val="20"/>
                               <w:szCs w:val="20"/>
                             </w:rPr>
-                            <w:t>8</w:t>
+                            <w:t>9</w:t>
                           </w:r>
                         </w:p>
                         <w:p>
@@ -467,7 +467,7 @@
                               <w:sz w:val="20"/>
                               <w:szCs w:val="20"/>
                             </w:rPr>
-                            <w:t>September</w:t>
+                            <w:t>October</w:t>
                           </w:r>
                           <w:r>
                             <w:rPr>
@@ -5191,7 +5191,6 @@
   <w:style w:type="character" w:default="1" w:styleId="DefaultParagraphFont">
     <w:name w:val="Default Paragraph Font"/>
     <w:uiPriority w:val="1"/>
-    <w:semiHidden/>
     <w:unhideWhenUsed/>
   </w:style>
   <w:style w:type="table" w:default="1" w:styleId="TableNormal">

--- a/link_eshopworld/Documentation/eShopWorld_Global_Product_Restriction.docx
+++ b/link_eshopworld/Documentation/eShopWorld_Global_Product_Restriction.docx
@@ -283,14 +283,7 @@
                                     <w:sz w:val="20"/>
                                     <w:szCs w:val="20"/>
                                   </w:rPr>
-                                  <w:t>4.</w:t>
-                                </w:r>
-                                <w:r>
-                                  <w:rPr>
-                                    <w:sz w:val="20"/>
-                                    <w:szCs w:val="20"/>
-                                  </w:rPr>
-                                  <w:t>9</w:t>
+                                  <w:t>5.0.0</w:t>
                                 </w:r>
                               </w:p>
                               <w:p>
@@ -322,7 +315,7 @@
                                     <w:sz w:val="20"/>
                                     <w:szCs w:val="20"/>
                                   </w:rPr>
-                                  <w:t>October</w:t>
+                                  <w:t>February</w:t>
                                 </w:r>
                                 <w:r>
                                   <w:rPr>
@@ -336,7 +329,14 @@
                                     <w:sz w:val="20"/>
                                     <w:szCs w:val="20"/>
                                   </w:rPr>
-                                  <w:t>2025</w:t>
+                                  <w:t>202</w:t>
+                                </w:r>
+                                <w:r>
+                                  <w:rPr>
+                                    <w:sz w:val="20"/>
+                                    <w:szCs w:val="20"/>
+                                  </w:rPr>
+                                  <w:t>6</w:t>
                                 </w:r>
                               </w:p>
                               <w:p>
@@ -358,7 +358,7 @@
                                   <w:rPr>
                                     <w:rStyle w:val="span"/>
                                   </w:rPr>
-                                  <w:t>5</w:t>
+                                  <w:t>6</w:t>
                                 </w:r>
                                 <w:r>
                                   <w:rPr>
@@ -396,7 +396,11 @@
               </mc:Choice>
               <mc:Fallback>
                 <w:pict>
-                  <v:shape w14:anchorId="4EC34491" id="Text Box 233" o:spid="_x0000_s1027" type="#_x0000_t202" style="position:absolute;margin-left:-12.6pt;margin-top:562.8pt;width:519.6pt;height:103.8pt;z-index:251655680;visibility:visible;mso-wrap-style:square;mso-width-percent:0;mso-height-percent:0;mso-wrap-distance-left:9pt;mso-wrap-distance-top:0;mso-wrap-distance-right:9pt;mso-wrap-distance-bottom:0;mso-position-horizontal:absolute;mso-position-horizontal-relative:text;mso-position-vertical:absolute;mso-position-vertical-relative:text;mso-width-percent:0;mso-height-percent:0;mso-width-relative:margin;mso-height-relative:margin;v-text-anchor:top" o:gfxdata="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" filled="f" stroked="f" strokeweight=".5pt">
+                  <v:shapetype w14:anchorId="4EC34491" id="_x0000_t202" coordsize="21600,21600" o:spt="202" path="m,l,21600r21600,l21600,xe">
+                    <v:stroke joinstyle="miter"/>
+                    <v:path gradientshapeok="t" o:connecttype="rect"/>
+                  </v:shapetype>
+                  <v:shape id="Text Box 233" o:spid="_x0000_s1027" type="#_x0000_t202" style="position:absolute;margin-left:-12.6pt;margin-top:562.8pt;width:519.6pt;height:103.8pt;z-index:251655680;visibility:visible;mso-wrap-style:square;mso-width-percent:0;mso-height-percent:0;mso-wrap-distance-left:9pt;mso-wrap-distance-top:0;mso-wrap-distance-right:9pt;mso-wrap-distance-bottom:0;mso-position-horizontal:absolute;mso-position-horizontal-relative:text;mso-position-vertical:absolute;mso-position-vertical-relative:text;mso-width-percent:0;mso-height-percent:0;mso-width-relative:margin;mso-height-relative:margin;v-text-anchor:top" o:gfxdata="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" filled="f" stroked="f" strokeweight=".5pt">
                     <v:textbox>
                       <w:txbxContent>
                         <w:p>
@@ -428,14 +432,7 @@
                               <w:sz w:val="20"/>
                               <w:szCs w:val="20"/>
                             </w:rPr>
-                            <w:t>4.</w:t>
-                          </w:r>
-                          <w:r>
-                            <w:rPr>
-                              <w:sz w:val="20"/>
-                              <w:szCs w:val="20"/>
-                            </w:rPr>
-                            <w:t>9</w:t>
+                            <w:t>5.0.0</w:t>
                           </w:r>
                         </w:p>
                         <w:p>
@@ -467,7 +464,7 @@
                               <w:sz w:val="20"/>
                               <w:szCs w:val="20"/>
                             </w:rPr>
-                            <w:t>October</w:t>
+                            <w:t>February</w:t>
                           </w:r>
                           <w:r>
                             <w:rPr>
@@ -481,7 +478,14 @@
                               <w:sz w:val="20"/>
                               <w:szCs w:val="20"/>
                             </w:rPr>
-                            <w:t>2025</w:t>
+                            <w:t>202</w:t>
+                          </w:r>
+                          <w:r>
+                            <w:rPr>
+                              <w:sz w:val="20"/>
+                              <w:szCs w:val="20"/>
+                            </w:rPr>
+                            <w:t>6</w:t>
                           </w:r>
                         </w:p>
                         <w:p>
@@ -503,7 +507,7 @@
                             <w:rPr>
                               <w:rStyle w:val="span"/>
                             </w:rPr>
-                            <w:t>5</w:t>
+                            <w:t>6</w:t>
                           </w:r>
                           <w:r>
                             <w:rPr>
@@ -5191,6 +5195,7 @@
   <w:style w:type="character" w:default="1" w:styleId="DefaultParagraphFont">
     <w:name w:val="Default Paragraph Font"/>
     <w:uiPriority w:val="1"/>
+    <w:semiHidden/>
     <w:unhideWhenUsed/>
   </w:style>
   <w:style w:type="table" w:default="1" w:styleId="TableNormal">

--- a/link_eshopworld/Documentation/eShopWorld_Global_Product_Restriction.docx
+++ b/link_eshopworld/Documentation/eShopWorld_Global_Product_Restriction.docx
@@ -283,21 +283,7 @@
                                     <w:sz w:val="20"/>
                                     <w:szCs w:val="20"/>
                                   </w:rPr>
-                                  <w:t>4.</w:t>
-                                </w:r>
-                                <w:r>
-                                  <w:rPr>
-                                    <w:sz w:val="20"/>
-                                    <w:szCs w:val="20"/>
-                                  </w:rPr>
-                                  <w:t>7</w:t>
-                                </w:r>
-                                <w:r>
-                                  <w:rPr>
-                                    <w:sz w:val="20"/>
-                                    <w:szCs w:val="20"/>
-                                  </w:rPr>
-                                  <w:t>.1</w:t>
+                                  <w:t>5.0.0</w:t>
                                 </w:r>
                               </w:p>
                               <w:p>
@@ -329,14 +315,28 @@
                                     <w:sz w:val="20"/>
                                     <w:szCs w:val="20"/>
                                   </w:rPr>
-                                  <w:t>July</w:t>
+                                  <w:t>February</w:t>
                                 </w:r>
                                 <w:r>
                                   <w:rPr>
                                     <w:sz w:val="20"/>
                                     <w:szCs w:val="20"/>
                                   </w:rPr>
-                                  <w:t xml:space="preserve"> 2025</w:t>
+                                  <w:t xml:space="preserve"> </w:t>
+                                </w:r>
+                                <w:r>
+                                  <w:rPr>
+                                    <w:sz w:val="20"/>
+                                    <w:szCs w:val="20"/>
+                                  </w:rPr>
+                                  <w:t>202</w:t>
+                                </w:r>
+                                <w:r>
+                                  <w:rPr>
+                                    <w:sz w:val="20"/>
+                                    <w:szCs w:val="20"/>
+                                  </w:rPr>
+                                  <w:t>6</w:t>
                                 </w:r>
                               </w:p>
                               <w:p>
@@ -358,7 +358,7 @@
                                   <w:rPr>
                                     <w:rStyle w:val="span"/>
                                   </w:rPr>
-                                  <w:t>5</w:t>
+                                  <w:t>6</w:t>
                                 </w:r>
                                 <w:r>
                                   <w:rPr>
@@ -396,7 +396,11 @@
               </mc:Choice>
               <mc:Fallback>
                 <w:pict>
-                  <v:shape w14:anchorId="4EC34491" id="Text Box 233" o:spid="_x0000_s1027" type="#_x0000_t202" style="position:absolute;margin-left:-12.6pt;margin-top:562.8pt;width:519.6pt;height:103.8pt;z-index:251655680;visibility:visible;mso-wrap-style:square;mso-width-percent:0;mso-height-percent:0;mso-wrap-distance-left:9pt;mso-wrap-distance-top:0;mso-wrap-distance-right:9pt;mso-wrap-distance-bottom:0;mso-position-horizontal:absolute;mso-position-horizontal-relative:text;mso-position-vertical:absolute;mso-position-vertical-relative:text;mso-width-percent:0;mso-height-percent:0;mso-width-relative:margin;mso-height-relative:margin;v-text-anchor:top" o:gfxdata="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" filled="f" stroked="f" strokeweight=".5pt">
+                  <v:shapetype w14:anchorId="4EC34491" id="_x0000_t202" coordsize="21600,21600" o:spt="202" path="m,l,21600r21600,l21600,xe">
+                    <v:stroke joinstyle="miter"/>
+                    <v:path gradientshapeok="t" o:connecttype="rect"/>
+                  </v:shapetype>
+                  <v:shape id="Text Box 233" o:spid="_x0000_s1027" type="#_x0000_t202" style="position:absolute;margin-left:-12.6pt;margin-top:562.8pt;width:519.6pt;height:103.8pt;z-index:251655680;visibility:visible;mso-wrap-style:square;mso-width-percent:0;mso-height-percent:0;mso-wrap-distance-left:9pt;mso-wrap-distance-top:0;mso-wrap-distance-right:9pt;mso-wrap-distance-bottom:0;mso-position-horizontal:absolute;mso-position-horizontal-relative:text;mso-position-vertical:absolute;mso-position-vertical-relative:text;mso-width-percent:0;mso-height-percent:0;mso-width-relative:margin;mso-height-relative:margin;v-text-anchor:top" o:gfxdata="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" filled="f" stroked="f" strokeweight=".5pt">
                     <v:textbox>
                       <w:txbxContent>
                         <w:p>
@@ -428,21 +432,7 @@
                               <w:sz w:val="20"/>
                               <w:szCs w:val="20"/>
                             </w:rPr>
-                            <w:t>4.</w:t>
-                          </w:r>
-                          <w:r>
-                            <w:rPr>
-                              <w:sz w:val="20"/>
-                              <w:szCs w:val="20"/>
-                            </w:rPr>
-                            <w:t>7</w:t>
-                          </w:r>
-                          <w:r>
-                            <w:rPr>
-                              <w:sz w:val="20"/>
-                              <w:szCs w:val="20"/>
-                            </w:rPr>
-                            <w:t>.1</w:t>
+                            <w:t>5.0.0</w:t>
                           </w:r>
                         </w:p>
                         <w:p>
@@ -474,14 +464,28 @@
                               <w:sz w:val="20"/>
                               <w:szCs w:val="20"/>
                             </w:rPr>
-                            <w:t>July</w:t>
+                            <w:t>February</w:t>
                           </w:r>
                           <w:r>
                             <w:rPr>
                               <w:sz w:val="20"/>
                               <w:szCs w:val="20"/>
                             </w:rPr>
-                            <w:t xml:space="preserve"> 2025</w:t>
+                            <w:t xml:space="preserve"> </w:t>
+                          </w:r>
+                          <w:r>
+                            <w:rPr>
+                              <w:sz w:val="20"/>
+                              <w:szCs w:val="20"/>
+                            </w:rPr>
+                            <w:t>202</w:t>
+                          </w:r>
+                          <w:r>
+                            <w:rPr>
+                              <w:sz w:val="20"/>
+                              <w:szCs w:val="20"/>
+                            </w:rPr>
+                            <w:t>6</w:t>
                           </w:r>
                         </w:p>
                         <w:p>
@@ -503,7 +507,7 @@
                             <w:rPr>
                               <w:rStyle w:val="span"/>
                             </w:rPr>
-                            <w:t>5</w:t>
+                            <w:t>6</w:t>
                           </w:r>
                           <w:r>
                             <w:rPr>

--- a/link_eshopworld/Documentation/eShopWorld_Global_Product_Restriction.docx
+++ b/link_eshopworld/Documentation/eShopWorld_Global_Product_Restriction.docx
@@ -283,7 +283,21 @@
                                     <w:sz w:val="20"/>
                                     <w:szCs w:val="20"/>
                                   </w:rPr>
-                                  <w:t>5.0.0</w:t>
+                                  <w:t>5.</w:t>
+                                </w:r>
+                                <w:r>
+                                  <w:rPr>
+                                    <w:sz w:val="20"/>
+                                    <w:szCs w:val="20"/>
+                                  </w:rPr>
+                                  <w:t>1</w:t>
+                                </w:r>
+                                <w:r>
+                                  <w:rPr>
+                                    <w:sz w:val="20"/>
+                                    <w:szCs w:val="20"/>
+                                  </w:rPr>
+                                  <w:t>.0</w:t>
                                 </w:r>
                               </w:p>
                               <w:p>
@@ -315,7 +329,7 @@
                                     <w:sz w:val="20"/>
                                     <w:szCs w:val="20"/>
                                   </w:rPr>
-                                  <w:t>February</w:t>
+                                  <w:t>May</w:t>
                                 </w:r>
                                 <w:r>
                                   <w:rPr>
@@ -396,11 +410,7 @@
               </mc:Choice>
               <mc:Fallback>
                 <w:pict>
-                  <v:shapetype w14:anchorId="4EC34491" id="_x0000_t202" coordsize="21600,21600" o:spt="202" path="m,l,21600r21600,l21600,xe">
-                    <v:stroke joinstyle="miter"/>
-                    <v:path gradientshapeok="t" o:connecttype="rect"/>
-                  </v:shapetype>
-                  <v:shape id="Text Box 233" o:spid="_x0000_s1027" type="#_x0000_t202" style="position:absolute;margin-left:-12.6pt;margin-top:562.8pt;width:519.6pt;height:103.8pt;z-index:251655680;visibility:visible;mso-wrap-style:square;mso-width-percent:0;mso-height-percent:0;mso-wrap-distance-left:9pt;mso-wrap-distance-top:0;mso-wrap-distance-right:9pt;mso-wrap-distance-bottom:0;mso-position-horizontal:absolute;mso-position-horizontal-relative:text;mso-position-vertical:absolute;mso-position-vertical-relative:text;mso-width-percent:0;mso-height-percent:0;mso-width-relative:margin;mso-height-relative:margin;v-text-anchor:top" o:gfxdata="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" filled="f" stroked="f" strokeweight=".5pt">
+                  <v:shape w14:anchorId="4EC34491" id="Text Box 233" o:spid="_x0000_s1027" type="#_x0000_t202" style="position:absolute;margin-left:-12.6pt;margin-top:562.8pt;width:519.6pt;height:103.8pt;z-index:251655680;visibility:visible;mso-wrap-style:square;mso-width-percent:0;mso-height-percent:0;mso-wrap-distance-left:9pt;mso-wrap-distance-top:0;mso-wrap-distance-right:9pt;mso-wrap-distance-bottom:0;mso-position-horizontal:absolute;mso-position-horizontal-relative:text;mso-position-vertical:absolute;mso-position-vertical-relative:text;mso-width-percent:0;mso-height-percent:0;mso-width-relative:margin;mso-height-relative:margin;v-text-anchor:top" o:gfxdata="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" filled="f" stroked="f" strokeweight=".5pt">
                     <v:textbox>
                       <w:txbxContent>
                         <w:p>
@@ -432,7 +442,21 @@
                               <w:sz w:val="20"/>
                               <w:szCs w:val="20"/>
                             </w:rPr>
-                            <w:t>5.0.0</w:t>
+                            <w:t>5.</w:t>
+                          </w:r>
+                          <w:r>
+                            <w:rPr>
+                              <w:sz w:val="20"/>
+                              <w:szCs w:val="20"/>
+                            </w:rPr>
+                            <w:t>1</w:t>
+                          </w:r>
+                          <w:r>
+                            <w:rPr>
+                              <w:sz w:val="20"/>
+                              <w:szCs w:val="20"/>
+                            </w:rPr>
+                            <w:t>.0</w:t>
                           </w:r>
                         </w:p>
                         <w:p>
@@ -464,7 +488,7 @@
                               <w:sz w:val="20"/>
                               <w:szCs w:val="20"/>
                             </w:rPr>
-                            <w:t>February</w:t>
+                            <w:t>May</w:t>
                           </w:r>
                           <w:r>
                             <w:rPr>

--- a/link_eshopworld/Documentation/eShopWorld_Global_Product_Restriction.docx
+++ b/link_eshopworld/Documentation/eShopWorld_Global_Product_Restriction.docx
@@ -297,7 +297,14 @@
                                     <w:sz w:val="20"/>
                                     <w:szCs w:val="20"/>
                                   </w:rPr>
-                                  <w:t>.0</w:t>
+                                  <w:t>.</w:t>
+                                </w:r>
+                                <w:r>
+                                  <w:rPr>
+                                    <w:sz w:val="20"/>
+                                    <w:szCs w:val="20"/>
+                                  </w:rPr>
+                                  <w:t>1</w:t>
                                 </w:r>
                               </w:p>
                               <w:p>
@@ -329,7 +336,7 @@
                                     <w:sz w:val="20"/>
                                     <w:szCs w:val="20"/>
                                   </w:rPr>
-                                  <w:t>May</w:t>
+                                  <w:t>June</w:t>
                                 </w:r>
                                 <w:r>
                                   <w:rPr>
@@ -456,7 +463,14 @@
                               <w:sz w:val="20"/>
                               <w:szCs w:val="20"/>
                             </w:rPr>
-                            <w:t>.0</w:t>
+                            <w:t>.</w:t>
+                          </w:r>
+                          <w:r>
+                            <w:rPr>
+                              <w:sz w:val="20"/>
+                              <w:szCs w:val="20"/>
+                            </w:rPr>
+                            <w:t>1</w:t>
                           </w:r>
                         </w:p>
                         <w:p>
@@ -488,7 +502,7 @@
                               <w:sz w:val="20"/>
                               <w:szCs w:val="20"/>
                             </w:rPr>
-                            <w:t>May</w:t>
+                            <w:t>June</w:t>
                           </w:r>
                           <w:r>
                             <w:rPr>

--- a/link_eshopworld/Documentation/eShopWorld_Global_Product_Restriction.docx
+++ b/link_eshopworld/Documentation/eShopWorld_Global_Product_Restriction.docx
@@ -283,7 +283,28 @@
                                     <w:sz w:val="20"/>
                                     <w:szCs w:val="20"/>
                                   </w:rPr>
-                                  <w:t>5.0.0</w:t>
+                                  <w:t>5.</w:t>
+                                </w:r>
+                                <w:r>
+                                  <w:rPr>
+                                    <w:sz w:val="20"/>
+                                    <w:szCs w:val="20"/>
+                                  </w:rPr>
+                                  <w:t>1</w:t>
+                                </w:r>
+                                <w:r>
+                                  <w:rPr>
+                                    <w:sz w:val="20"/>
+                                    <w:szCs w:val="20"/>
+                                  </w:rPr>
+                                  <w:t>.</w:t>
+                                </w:r>
+                                <w:r>
+                                  <w:rPr>
+                                    <w:sz w:val="20"/>
+                                    <w:szCs w:val="20"/>
+                                  </w:rPr>
+                                  <w:t>1</w:t>
                                 </w:r>
                               </w:p>
                               <w:p>
@@ -315,7 +336,7 @@
                                     <w:sz w:val="20"/>
                                     <w:szCs w:val="20"/>
                                   </w:rPr>
-                                  <w:t>February</w:t>
+                                  <w:t>June</w:t>
                                 </w:r>
                                 <w:r>
                                   <w:rPr>
@@ -396,11 +417,7 @@
               </mc:Choice>
               <mc:Fallback>
                 <w:pict>
-                  <v:shapetype w14:anchorId="4EC34491" id="_x0000_t202" coordsize="21600,21600" o:spt="202" path="m,l,21600r21600,l21600,xe">
-                    <v:stroke joinstyle="miter"/>
-                    <v:path gradientshapeok="t" o:connecttype="rect"/>
-                  </v:shapetype>
-                  <v:shape id="Text Box 233" o:spid="_x0000_s1027" type="#_x0000_t202" style="position:absolute;margin-left:-12.6pt;margin-top:562.8pt;width:519.6pt;height:103.8pt;z-index:251655680;visibility:visible;mso-wrap-style:square;mso-width-percent:0;mso-height-percent:0;mso-wrap-distance-left:9pt;mso-wrap-distance-top:0;mso-wrap-distance-right:9pt;mso-wrap-distance-bottom:0;mso-position-horizontal:absolute;mso-position-horizontal-relative:text;mso-position-vertical:absolute;mso-position-vertical-relative:text;mso-width-percent:0;mso-height-percent:0;mso-width-relative:margin;mso-height-relative:margin;v-text-anchor:top" o:gfxdata="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" filled="f" stroked="f" strokeweight=".5pt">
+                  <v:shape w14:anchorId="4EC34491" id="Text Box 233" o:spid="_x0000_s1027" type="#_x0000_t202" style="position:absolute;margin-left:-12.6pt;margin-top:562.8pt;width:519.6pt;height:103.8pt;z-index:251655680;visibility:visible;mso-wrap-style:square;mso-width-percent:0;mso-height-percent:0;mso-wrap-distance-left:9pt;mso-wrap-distance-top:0;mso-wrap-distance-right:9pt;mso-wrap-distance-bottom:0;mso-position-horizontal:absolute;mso-position-horizontal-relative:text;mso-position-vertical:absolute;mso-position-vertical-relative:text;mso-width-percent:0;mso-height-percent:0;mso-width-relative:margin;mso-height-relative:margin;v-text-anchor:top" o:gfxdata="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" filled="f" stroked="f" strokeweight=".5pt">
                     <v:textbox>
                       <w:txbxContent>
                         <w:p>
@@ -432,7 +449,28 @@
                               <w:sz w:val="20"/>
                               <w:szCs w:val="20"/>
                             </w:rPr>
-                            <w:t>5.0.0</w:t>
+                            <w:t>5.</w:t>
+                          </w:r>
+                          <w:r>
+                            <w:rPr>
+                              <w:sz w:val="20"/>
+                              <w:szCs w:val="20"/>
+                            </w:rPr>
+                            <w:t>1</w:t>
+                          </w:r>
+                          <w:r>
+                            <w:rPr>
+                              <w:sz w:val="20"/>
+                              <w:szCs w:val="20"/>
+                            </w:rPr>
+                            <w:t>.</w:t>
+                          </w:r>
+                          <w:r>
+                            <w:rPr>
+                              <w:sz w:val="20"/>
+                              <w:szCs w:val="20"/>
+                            </w:rPr>
+                            <w:t>1</w:t>
                           </w:r>
                         </w:p>
                         <w:p>
@@ -464,7 +502,7 @@
                               <w:sz w:val="20"/>
                               <w:szCs w:val="20"/>
                             </w:rPr>
-                            <w:t>February</w:t>
+                            <w:t>June</w:t>
                           </w:r>
                           <w:r>
                             <w:rPr>
